--- a/Testing Document.docx
+++ b/Testing Document.docx
@@ -1659,8 +1659,8 @@
       </w:tblPr>
       <w:tblGrid>
         <w:gridCol w:w="6660"/>
-        <w:gridCol w:w="3219"/>
-        <w:gridCol w:w="4708"/>
+        <w:gridCol w:w="1284"/>
+        <w:gridCol w:w="9120"/>
       </w:tblGrid>
       <w:tr>
         <w:trPr>
@@ -1809,6 +1809,7 @@
                 <w:sz w:val="28"/>
                 <w:szCs w:val="28"/>
               </w:rPr>
+              <w:lastRenderedPageBreak/>
               <w:t>All links (</w:t>
             </w:r>
             <w:r>
@@ -1865,6 +1866,54 @@
                 <w:bCs/>
               </w:rPr>
             </w:pPr>
+            <w:r>
+              <w:rPr>
+                <w:b/>
+                <w:bCs/>
+                <w:noProof/>
+              </w:rPr>
+              <w:drawing>
+                <wp:inline distT="0" distB="0" distL="0" distR="0" wp14:anchorId="544AFAEA" wp14:editId="54B85B78">
+                  <wp:extent cx="2450465" cy="6122035"/>
+                  <wp:effectExtent l="0" t="0" r="635" b="0"/>
+                  <wp:docPr id="349121841" name="Picture 6"/>
+                  <wp:cNvGraphicFramePr>
+                    <a:graphicFrameLocks xmlns:a="http://schemas.openxmlformats.org/drawingml/2006/main" noChangeAspect="1"/>
+                  </wp:cNvGraphicFramePr>
+                  <a:graphic xmlns:a="http://schemas.openxmlformats.org/drawingml/2006/main">
+                    <a:graphicData uri="http://schemas.openxmlformats.org/drawingml/2006/picture">
+                      <pic:pic xmlns:pic="http://schemas.openxmlformats.org/drawingml/2006/picture">
+                        <pic:nvPicPr>
+                          <pic:cNvPr id="349121841" name="Picture 349121841"/>
+                          <pic:cNvPicPr/>
+                        </pic:nvPicPr>
+                        <pic:blipFill>
+                          <a:blip r:embed="rId14" cstate="print">
+                            <a:extLst>
+                              <a:ext uri="{28A0092B-C50C-407E-A947-70E740481C1C}">
+                                <a14:useLocalDpi xmlns:a14="http://schemas.microsoft.com/office/drawing/2010/main" val="0"/>
+                              </a:ext>
+                            </a:extLst>
+                          </a:blip>
+                          <a:stretch>
+                            <a:fillRect/>
+                          </a:stretch>
+                        </pic:blipFill>
+                        <pic:spPr>
+                          <a:xfrm>
+                            <a:off x="0" y="0"/>
+                            <a:ext cx="2450465" cy="6122035"/>
+                          </a:xfrm>
+                          <a:prstGeom prst="rect">
+                            <a:avLst/>
+                          </a:prstGeom>
+                        </pic:spPr>
+                      </pic:pic>
+                    </a:graphicData>
+                  </a:graphic>
+                </wp:inline>
+              </w:drawing>
+            </w:r>
           </w:p>
         </w:tc>
       </w:tr>
@@ -1888,6 +1937,7 @@
                 <w:sz w:val="28"/>
                 <w:szCs w:val="28"/>
               </w:rPr>
+              <w:lastRenderedPageBreak/>
               <w:t>All links (</w:t>
             </w:r>
             <w:r>
@@ -1944,6 +1994,54 @@
                 <w:bCs/>
               </w:rPr>
             </w:pPr>
+            <w:r>
+              <w:rPr>
+                <w:b/>
+                <w:bCs/>
+                <w:noProof/>
+              </w:rPr>
+              <w:drawing>
+                <wp:inline distT="0" distB="0" distL="0" distR="0" wp14:anchorId="1398ADCB" wp14:editId="2D4BEC63">
+                  <wp:extent cx="5654040" cy="6122035"/>
+                  <wp:effectExtent l="0" t="0" r="0" b="0"/>
+                  <wp:docPr id="109151746" name="Picture 7"/>
+                  <wp:cNvGraphicFramePr>
+                    <a:graphicFrameLocks xmlns:a="http://schemas.openxmlformats.org/drawingml/2006/main" noChangeAspect="1"/>
+                  </wp:cNvGraphicFramePr>
+                  <a:graphic xmlns:a="http://schemas.openxmlformats.org/drawingml/2006/main">
+                    <a:graphicData uri="http://schemas.openxmlformats.org/drawingml/2006/picture">
+                      <pic:pic xmlns:pic="http://schemas.openxmlformats.org/drawingml/2006/picture">
+                        <pic:nvPicPr>
+                          <pic:cNvPr id="109151746" name="Picture 109151746"/>
+                          <pic:cNvPicPr/>
+                        </pic:nvPicPr>
+                        <pic:blipFill>
+                          <a:blip r:embed="rId15" cstate="print">
+                            <a:extLst>
+                              <a:ext uri="{28A0092B-C50C-407E-A947-70E740481C1C}">
+                                <a14:useLocalDpi xmlns:a14="http://schemas.microsoft.com/office/drawing/2010/main" val="0"/>
+                              </a:ext>
+                            </a:extLst>
+                          </a:blip>
+                          <a:stretch>
+                            <a:fillRect/>
+                          </a:stretch>
+                        </pic:blipFill>
+                        <pic:spPr>
+                          <a:xfrm>
+                            <a:off x="0" y="0"/>
+                            <a:ext cx="5654040" cy="6122035"/>
+                          </a:xfrm>
+                          <a:prstGeom prst="rect">
+                            <a:avLst/>
+                          </a:prstGeom>
+                        </pic:spPr>
+                      </pic:pic>
+                    </a:graphicData>
+                  </a:graphic>
+                </wp:inline>
+              </w:drawing>
+            </w:r>
           </w:p>
         </w:tc>
       </w:tr>
@@ -1967,6 +2065,7 @@
                 <w:sz w:val="28"/>
                 <w:szCs w:val="28"/>
               </w:rPr>
+              <w:lastRenderedPageBreak/>
               <w:t>All links (</w:t>
             </w:r>
             <w:r>
@@ -2016,6 +2115,54 @@
                 <w:bCs/>
               </w:rPr>
             </w:pPr>
+            <w:r>
+              <w:rPr>
+                <w:b/>
+                <w:bCs/>
+                <w:noProof/>
+              </w:rPr>
+              <w:drawing>
+                <wp:inline distT="0" distB="0" distL="0" distR="0" wp14:anchorId="21CACDE3" wp14:editId="7E66154B">
+                  <wp:extent cx="1581150" cy="6122035"/>
+                  <wp:effectExtent l="0" t="0" r="6350" b="0"/>
+                  <wp:docPr id="523424469" name="Picture 8"/>
+                  <wp:cNvGraphicFramePr>
+                    <a:graphicFrameLocks xmlns:a="http://schemas.openxmlformats.org/drawingml/2006/main" noChangeAspect="1"/>
+                  </wp:cNvGraphicFramePr>
+                  <a:graphic xmlns:a="http://schemas.openxmlformats.org/drawingml/2006/main">
+                    <a:graphicData uri="http://schemas.openxmlformats.org/drawingml/2006/picture">
+                      <pic:pic xmlns:pic="http://schemas.openxmlformats.org/drawingml/2006/picture">
+                        <pic:nvPicPr>
+                          <pic:cNvPr id="523424469" name="Picture 523424469"/>
+                          <pic:cNvPicPr/>
+                        </pic:nvPicPr>
+                        <pic:blipFill>
+                          <a:blip r:embed="rId16" cstate="print">
+                            <a:extLst>
+                              <a:ext uri="{28A0092B-C50C-407E-A947-70E740481C1C}">
+                                <a14:useLocalDpi xmlns:a14="http://schemas.microsoft.com/office/drawing/2010/main" val="0"/>
+                              </a:ext>
+                            </a:extLst>
+                          </a:blip>
+                          <a:stretch>
+                            <a:fillRect/>
+                          </a:stretch>
+                        </pic:blipFill>
+                        <pic:spPr>
+                          <a:xfrm>
+                            <a:off x="0" y="0"/>
+                            <a:ext cx="1581150" cy="6122035"/>
+                          </a:xfrm>
+                          <a:prstGeom prst="rect">
+                            <a:avLst/>
+                          </a:prstGeom>
+                        </pic:spPr>
+                      </pic:pic>
+                    </a:graphicData>
+                  </a:graphic>
+                </wp:inline>
+              </w:drawing>
+            </w:r>
           </w:p>
         </w:tc>
       </w:tr>
@@ -2039,7 +2186,22 @@
                 <w:sz w:val="28"/>
                 <w:szCs w:val="28"/>
               </w:rPr>
-              <w:t>All links ()</w:t>
+              <w:lastRenderedPageBreak/>
+              <w:t>All links (</w:t>
+            </w:r>
+            <w:r>
+              <w:rPr>
+                <w:sz w:val="28"/>
+                <w:szCs w:val="28"/>
+              </w:rPr>
+              <w:t>https://heyservicegroup.netlify.app/dashboard.html</w:t>
+            </w:r>
+            <w:r>
+              <w:rPr>
+                <w:sz w:val="28"/>
+                <w:szCs w:val="28"/>
+              </w:rPr>
+              <w:t>)</w:t>
             </w:r>
           </w:p>
         </w:tc>
@@ -2054,6 +2216,13 @@
                 <w:bCs/>
               </w:rPr>
             </w:pPr>
+            <w:r>
+              <w:rPr>
+                <w:b/>
+                <w:bCs/>
+              </w:rPr>
+              <w:t>It works properly</w:t>
+            </w:r>
           </w:p>
         </w:tc>
         <w:tc>
@@ -2067,6 +2236,54 @@
                 <w:bCs/>
               </w:rPr>
             </w:pPr>
+            <w:r>
+              <w:rPr>
+                <w:b/>
+                <w:bCs/>
+                <w:noProof/>
+              </w:rPr>
+              <w:drawing>
+                <wp:inline distT="0" distB="0" distL="0" distR="0" wp14:anchorId="749D293F" wp14:editId="52E38B5B">
+                  <wp:extent cx="5008880" cy="6122035"/>
+                  <wp:effectExtent l="0" t="0" r="0" b="0"/>
+                  <wp:docPr id="1044256697" name="Picture 9"/>
+                  <wp:cNvGraphicFramePr>
+                    <a:graphicFrameLocks xmlns:a="http://schemas.openxmlformats.org/drawingml/2006/main" noChangeAspect="1"/>
+                  </wp:cNvGraphicFramePr>
+                  <a:graphic xmlns:a="http://schemas.openxmlformats.org/drawingml/2006/main">
+                    <a:graphicData uri="http://schemas.openxmlformats.org/drawingml/2006/picture">
+                      <pic:pic xmlns:pic="http://schemas.openxmlformats.org/drawingml/2006/picture">
+                        <pic:nvPicPr>
+                          <pic:cNvPr id="1044256697" name="Picture 1044256697"/>
+                          <pic:cNvPicPr/>
+                        </pic:nvPicPr>
+                        <pic:blipFill>
+                          <a:blip r:embed="rId17" cstate="print">
+                            <a:extLst>
+                              <a:ext uri="{28A0092B-C50C-407E-A947-70E740481C1C}">
+                                <a14:useLocalDpi xmlns:a14="http://schemas.microsoft.com/office/drawing/2010/main" val="0"/>
+                              </a:ext>
+                            </a:extLst>
+                          </a:blip>
+                          <a:stretch>
+                            <a:fillRect/>
+                          </a:stretch>
+                        </pic:blipFill>
+                        <pic:spPr>
+                          <a:xfrm>
+                            <a:off x="0" y="0"/>
+                            <a:ext cx="5008880" cy="6122035"/>
+                          </a:xfrm>
+                          <a:prstGeom prst="rect">
+                            <a:avLst/>
+                          </a:prstGeom>
+                        </pic:spPr>
+                      </pic:pic>
+                    </a:graphicData>
+                  </a:graphic>
+                </wp:inline>
+              </w:drawing>
+            </w:r>
           </w:p>
         </w:tc>
       </w:tr>
@@ -2090,6 +2307,7 @@
                 <w:sz w:val="28"/>
                 <w:szCs w:val="28"/>
               </w:rPr>
+              <w:lastRenderedPageBreak/>
               <w:t>All links</w:t>
             </w:r>
             <w:r>
@@ -2403,7 +2621,6 @@
           <w:bCs/>
           <w:color w:val="000000" w:themeColor="text1"/>
         </w:rPr>
-        <w:lastRenderedPageBreak/>
         <w:t xml:space="preserve">   </w:t>
       </w:r>
     </w:p>
@@ -2585,6 +2802,7 @@
                 <w:sz w:val="28"/>
                 <w:szCs w:val="28"/>
               </w:rPr>
+              <w:lastRenderedPageBreak/>
               <w:t>Google Chrome</w:t>
             </w:r>
           </w:p>
@@ -2593,7 +2811,195 @@
           <w:tcPr>
             <w:tcW w:w="9801" w:type="dxa"/>
           </w:tcPr>
-          <w:p/>
+          <w:p>
+            <w:r>
+              <w:rPr>
+                <w:noProof/>
+              </w:rPr>
+              <w:drawing>
+                <wp:inline distT="0" distB="0" distL="0" distR="0" wp14:anchorId="3649CA44" wp14:editId="7450DE49">
+                  <wp:extent cx="2450465" cy="6122035"/>
+                  <wp:effectExtent l="0" t="0" r="635" b="0"/>
+                  <wp:docPr id="1060956398" name="Picture 11"/>
+                  <wp:cNvGraphicFramePr>
+                    <a:graphicFrameLocks xmlns:a="http://schemas.openxmlformats.org/drawingml/2006/main" noChangeAspect="1"/>
+                  </wp:cNvGraphicFramePr>
+                  <a:graphic xmlns:a="http://schemas.openxmlformats.org/drawingml/2006/main">
+                    <a:graphicData uri="http://schemas.openxmlformats.org/drawingml/2006/picture">
+                      <pic:pic xmlns:pic="http://schemas.openxmlformats.org/drawingml/2006/picture">
+                        <pic:nvPicPr>
+                          <pic:cNvPr id="1060956398" name="Picture 1060956398"/>
+                          <pic:cNvPicPr/>
+                        </pic:nvPicPr>
+                        <pic:blipFill>
+                          <a:blip r:embed="rId14" cstate="print">
+                            <a:extLst>
+                              <a:ext uri="{28A0092B-C50C-407E-A947-70E740481C1C}">
+                                <a14:useLocalDpi xmlns:a14="http://schemas.microsoft.com/office/drawing/2010/main" val="0"/>
+                              </a:ext>
+                            </a:extLst>
+                          </a:blip>
+                          <a:stretch>
+                            <a:fillRect/>
+                          </a:stretch>
+                        </pic:blipFill>
+                        <pic:spPr>
+                          <a:xfrm>
+                            <a:off x="0" y="0"/>
+                            <a:ext cx="2450465" cy="6122035"/>
+                          </a:xfrm>
+                          <a:prstGeom prst="rect">
+                            <a:avLst/>
+                          </a:prstGeom>
+                        </pic:spPr>
+                      </pic:pic>
+                    </a:graphicData>
+                  </a:graphic>
+                </wp:inline>
+              </w:drawing>
+            </w:r>
+            <w:r>
+              <w:rPr>
+                <w:noProof/>
+              </w:rPr>
+              <w:lastRenderedPageBreak/>
+              <w:drawing>
+                <wp:inline distT="0" distB="0" distL="0" distR="0" wp14:anchorId="4EDC9AC3" wp14:editId="2F26888A">
+                  <wp:extent cx="5654040" cy="6122035"/>
+                  <wp:effectExtent l="0" t="0" r="0" b="0"/>
+                  <wp:docPr id="343972728" name="Picture 12"/>
+                  <wp:cNvGraphicFramePr>
+                    <a:graphicFrameLocks xmlns:a="http://schemas.openxmlformats.org/drawingml/2006/main" noChangeAspect="1"/>
+                  </wp:cNvGraphicFramePr>
+                  <a:graphic xmlns:a="http://schemas.openxmlformats.org/drawingml/2006/main">
+                    <a:graphicData uri="http://schemas.openxmlformats.org/drawingml/2006/picture">
+                      <pic:pic xmlns:pic="http://schemas.openxmlformats.org/drawingml/2006/picture">
+                        <pic:nvPicPr>
+                          <pic:cNvPr id="343972728" name="Picture 343972728"/>
+                          <pic:cNvPicPr/>
+                        </pic:nvPicPr>
+                        <pic:blipFill>
+                          <a:blip r:embed="rId15" cstate="print">
+                            <a:extLst>
+                              <a:ext uri="{28A0092B-C50C-407E-A947-70E740481C1C}">
+                                <a14:useLocalDpi xmlns:a14="http://schemas.microsoft.com/office/drawing/2010/main" val="0"/>
+                              </a:ext>
+                            </a:extLst>
+                          </a:blip>
+                          <a:stretch>
+                            <a:fillRect/>
+                          </a:stretch>
+                        </pic:blipFill>
+                        <pic:spPr>
+                          <a:xfrm>
+                            <a:off x="0" y="0"/>
+                            <a:ext cx="5654040" cy="6122035"/>
+                          </a:xfrm>
+                          <a:prstGeom prst="rect">
+                            <a:avLst/>
+                          </a:prstGeom>
+                        </pic:spPr>
+                      </pic:pic>
+                    </a:graphicData>
+                  </a:graphic>
+                </wp:inline>
+              </w:drawing>
+            </w:r>
+            <w:r>
+              <w:rPr>
+                <w:noProof/>
+              </w:rPr>
+              <w:lastRenderedPageBreak/>
+              <w:drawing>
+                <wp:inline distT="0" distB="0" distL="0" distR="0" wp14:anchorId="2B029370" wp14:editId="72717B99">
+                  <wp:extent cx="1581150" cy="6122035"/>
+                  <wp:effectExtent l="0" t="0" r="6350" b="0"/>
+                  <wp:docPr id="449486492" name="Picture 13"/>
+                  <wp:cNvGraphicFramePr>
+                    <a:graphicFrameLocks xmlns:a="http://schemas.openxmlformats.org/drawingml/2006/main" noChangeAspect="1"/>
+                  </wp:cNvGraphicFramePr>
+                  <a:graphic xmlns:a="http://schemas.openxmlformats.org/drawingml/2006/main">
+                    <a:graphicData uri="http://schemas.openxmlformats.org/drawingml/2006/picture">
+                      <pic:pic xmlns:pic="http://schemas.openxmlformats.org/drawingml/2006/picture">
+                        <pic:nvPicPr>
+                          <pic:cNvPr id="449486492" name="Picture 449486492"/>
+                          <pic:cNvPicPr/>
+                        </pic:nvPicPr>
+                        <pic:blipFill>
+                          <a:blip r:embed="rId16" cstate="print">
+                            <a:extLst>
+                              <a:ext uri="{28A0092B-C50C-407E-A947-70E740481C1C}">
+                                <a14:useLocalDpi xmlns:a14="http://schemas.microsoft.com/office/drawing/2010/main" val="0"/>
+                              </a:ext>
+                            </a:extLst>
+                          </a:blip>
+                          <a:stretch>
+                            <a:fillRect/>
+                          </a:stretch>
+                        </pic:blipFill>
+                        <pic:spPr>
+                          <a:xfrm>
+                            <a:off x="0" y="0"/>
+                            <a:ext cx="1581150" cy="6122035"/>
+                          </a:xfrm>
+                          <a:prstGeom prst="rect">
+                            <a:avLst/>
+                          </a:prstGeom>
+                        </pic:spPr>
+                      </pic:pic>
+                    </a:graphicData>
+                  </a:graphic>
+                </wp:inline>
+              </w:drawing>
+            </w:r>
+            <w:r>
+              <w:rPr>
+                <w:noProof/>
+              </w:rPr>
+              <w:lastRenderedPageBreak/>
+              <w:drawing>
+                <wp:inline distT="0" distB="0" distL="0" distR="0" wp14:anchorId="61C9689C" wp14:editId="72319015">
+                  <wp:extent cx="5008880" cy="6122035"/>
+                  <wp:effectExtent l="0" t="0" r="0" b="0"/>
+                  <wp:docPr id="726900657" name="Picture 14"/>
+                  <wp:cNvGraphicFramePr>
+                    <a:graphicFrameLocks xmlns:a="http://schemas.openxmlformats.org/drawingml/2006/main" noChangeAspect="1"/>
+                  </wp:cNvGraphicFramePr>
+                  <a:graphic xmlns:a="http://schemas.openxmlformats.org/drawingml/2006/main">
+                    <a:graphicData uri="http://schemas.openxmlformats.org/drawingml/2006/picture">
+                      <pic:pic xmlns:pic="http://schemas.openxmlformats.org/drawingml/2006/picture">
+                        <pic:nvPicPr>
+                          <pic:cNvPr id="726900657" name="Picture 726900657"/>
+                          <pic:cNvPicPr/>
+                        </pic:nvPicPr>
+                        <pic:blipFill>
+                          <a:blip r:embed="rId17" cstate="print">
+                            <a:extLst>
+                              <a:ext uri="{28A0092B-C50C-407E-A947-70E740481C1C}">
+                                <a14:useLocalDpi xmlns:a14="http://schemas.microsoft.com/office/drawing/2010/main" val="0"/>
+                              </a:ext>
+                            </a:extLst>
+                          </a:blip>
+                          <a:stretch>
+                            <a:fillRect/>
+                          </a:stretch>
+                        </pic:blipFill>
+                        <pic:spPr>
+                          <a:xfrm>
+                            <a:off x="0" y="0"/>
+                            <a:ext cx="5008880" cy="6122035"/>
+                          </a:xfrm>
+                          <a:prstGeom prst="rect">
+                            <a:avLst/>
+                          </a:prstGeom>
+                        </pic:spPr>
+                      </pic:pic>
+                    </a:graphicData>
+                  </a:graphic>
+                </wp:inline>
+              </w:drawing>
+            </w:r>
+          </w:p>
         </w:tc>
         <w:tc>
           <w:tcPr>
@@ -2629,7 +3035,8 @@
                 <w:sz w:val="28"/>
                 <w:szCs w:val="28"/>
               </w:rPr>
-              <w:t>Edge</w:t>
+              <w:lastRenderedPageBreak/>
+              <w:t>Safari</w:t>
             </w:r>
           </w:p>
         </w:tc>
@@ -2675,13 +3082,6 @@
                 <w:szCs w:val="28"/>
               </w:rPr>
             </w:pPr>
-            <w:r>
-              <w:rPr>
-                <w:sz w:val="28"/>
-                <w:szCs w:val="28"/>
-              </w:rPr>
-              <w:t>Firefox</w:t>
-            </w:r>
           </w:p>
         </w:tc>
         <w:tc>
@@ -2726,13 +3126,6 @@
                 <w:szCs w:val="28"/>
               </w:rPr>
             </w:pPr>
-            <w:r>
-              <w:rPr>
-                <w:sz w:val="28"/>
-                <w:szCs w:val="28"/>
-              </w:rPr>
-              <w:t>Internet Explorer</w:t>
-            </w:r>
           </w:p>
         </w:tc>
         <w:tc>
@@ -2853,9 +3246,6 @@
             </w:r>
             <w:r>
               <w:br/>
-            </w:r>
-            <w:r>
-              <w:lastRenderedPageBreak/>
               <w:t xml:space="preserve">Think about flex, max-width 100% and </w:t>
             </w:r>
             <w:r>
@@ -2972,6 +3362,7 @@
                 <w:b w:val="0"/>
                 <w:bCs w:val="0"/>
               </w:rPr>
+              <w:lastRenderedPageBreak/>
               <w:t>Does any of your content squash instead of stack?</w:t>
             </w:r>
           </w:p>
@@ -3475,7 +3866,6 @@
                 <w:sz w:val="28"/>
                 <w:szCs w:val="28"/>
               </w:rPr>
-              <w:lastRenderedPageBreak/>
               <w:t xml:space="preserve">Appropriate title tag on </w:t>
             </w:r>
             <w:r>
@@ -3640,6 +4030,7 @@
           <w:bCs/>
           <w:color w:val="000000" w:themeColor="text1"/>
         </w:rPr>
+        <w:lastRenderedPageBreak/>
         <w:br w:type="page"/>
       </w:r>
     </w:p>
@@ -4249,7 +4640,7 @@
               </w:rPr>
               <w:br/>
             </w:r>
-            <w:hyperlink r:id="rId14" w:history="1">
+            <w:hyperlink r:id="rId18" w:history="1">
               <w:r>
                 <w:rPr>
                   <w:rStyle w:val="Hyperlink"/>
@@ -4266,7 +4657,7 @@
               </w:rPr>
               <w:br/>
             </w:r>
-            <w:hyperlink r:id="rId15" w:history="1">
+            <w:hyperlink r:id="rId19" w:history="1">
               <w:r>
                 <w:rPr>
                   <w:rStyle w:val="Hyperlink"/>
@@ -4327,7 +4718,7 @@
               </w:rPr>
               <w:t xml:space="preserve">Colour blind test: </w:t>
             </w:r>
-            <w:hyperlink r:id="rId16" w:history="1">
+            <w:hyperlink r:id="rId20" w:history="1">
               <w:r>
                 <w:rPr>
                   <w:rStyle w:val="Hyperlink"/>
@@ -4403,7 +4794,7 @@
       </w:pPr>
     </w:p>
     <w:sectPr>
-      <w:headerReference w:type="default" r:id="rId17"/>
+      <w:headerReference w:type="default" r:id="rId21"/>
       <w:pgSz w:w="16834" w:h="11909" w:orient="landscape" w:code="9"/>
       <w:pgMar w:top="1134" w:right="1134" w:bottom="1134" w:left="1134" w:header="720" w:footer="720" w:gutter="0"/>
       <w:cols w:space="720"/>
